--- a/flow/20230927_hours/drafts/2024-09-u/25.09.docx
+++ b/flow/20230927_hours/drafts/2024-09-u/25.09.docx
@@ -2425,7 +2425,7 @@
           <w:rFonts w:ascii="Times New Roman" w:hAnsi="Times New Roman"/>
           <w:sz w:val="24"/>
         </w:rPr>
-        <w:t>Священник: Христос, істинний Бог наш - молитвами пречистої Своєї Матері, силою чесного і животворчого хреста, заступництвом святих славних і всехвальних апостолів, і святого, якого є храм, і преподобної матері нашої Євфросинії, і всіх святих - помилує і спасе нас як благий і людинолюбний.</w:t>
+        <w:t>Священник: Христос, істинний Бог наш - молитвами пречистої Своєї Матері, силою чесного і животворчого хреста, заступництвом святих славних і всехвальних апостолів, і святого, якого є храм,і преподобної матері нашої Євфросинії, і всіх святих - помилує і спасе нас як благий і людинолюбний.</w:t>
       </w:r>
     </w:p>
     <w:p>
@@ -5383,7 +5383,7 @@
           <w:rFonts w:ascii="Times New Roman" w:hAnsi="Times New Roman"/>
           <w:sz w:val="24"/>
         </w:rPr>
-        <w:t>Священник: Христос, істинний Бог наш - молитвами пречистої Своєї Матері, силою чесного і животворчого хреста, заступництвом святих славних і всехвальних апостолів, і святого, якого є храм, і преподобної матері нашої Євфросинії, і всіх святих - помилує і спасе нас як благий і людинолюбний.</w:t>
+        <w:t>Священник: Христос, істинний Бог наш - молитвами пречистої Своєї Матері, силою чесного і животворчого хреста, заступництвом святих славних і всехвальних апостолів, і святого, якого є храм,і преподобної матері нашої Євфросинії, і всіх святих - помилує і спасе нас як благий і людинолюбний.</w:t>
       </w:r>
     </w:p>
     <w:p>
@@ -8438,7 +8438,7 @@
           <w:rFonts w:ascii="Times New Roman" w:hAnsi="Times New Roman"/>
           <w:sz w:val="24"/>
         </w:rPr>
-        <w:t>Священник: Христос, істинний Бог наш - молитвами пречистої Своєї Матері, силою чесного і животворчого хреста, заступництвом святих славних і всехвальних апостолів, і святого, якого є храм, і преподобної матері нашої Євфросинії, і всіх святих - помилує і спасе нас як благий і людинолюбний.</w:t>
+        <w:t>Священник: Христос, істинний Бог наш - молитвами пречистої Своєї Матері, силою чесного і животворчого хреста, заступництвом святих славних і всехвальних апостолів, і святого, якого є храм,і преподобної матері нашої Євфросинії, і всіх святих - помилує і спасе нас як благий і людинолюбний.</w:t>
       </w:r>
     </w:p>
     <w:p>
@@ -10841,7 +10841,7 @@
           <w:rFonts w:ascii="Times New Roman" w:hAnsi="Times New Roman"/>
           <w:sz w:val="24"/>
         </w:rPr>
-        <w:t>Священник: Христос, істинний Бог наш - молитвами пречистої Своєї Матері, силою чесного і животворчого хреста, заступництвом святих славних і всехвальних апостолів, і святого, якого є храм, і преподобної матері нашої Євфросинії, і всіх святих - помилує і спасе нас як благий і людинолюбний.</w:t>
+        <w:t>Священник: Христос, істинний Бог наш - молитвами пречистої Своєї Матері, силою чесного і животворчого хреста, заступництвом святих славних і всехвальних апостолів, і святого, якого є храм,і преподобної матері нашої Євфросинії, і всіх святих - помилує і спасе нас як благий і людинолюбний.</w:t>
       </w:r>
     </w:p>
     <w:p>
